--- a/文档/04_运营与冷启动/05_小红书公开构建素材(第五期).docx
+++ b/文档/04_运营与冷启动/05_小红书公开构建素材(第五期).docx
@@ -5,334 +5,679 @@
     <w:p>
       <w:pPr>
         <w:pStyle w:val="Heading1"/>
+        <w:keepNext/>
+        <w:spacing w:before="240" w:after="120"/>
       </w:pPr>
       <w:r>
+        <w:rPr>
+          <w:rFonts w:ascii="Microsoft YaHei" w:hAnsi="Microsoft YaHei"/>
+          <w:b/>
+          <w:color w:val="1F4E79"/>
+          <w:sz w:val="36"/>
+        </w:rPr>
+      </w:r>
+      <w:r>
+        <w:rPr>
+          <w:rFonts w:ascii="Microsoft YaHei" w:hAnsi="Microsoft YaHei"/>
+          <w:b/>
+          <w:color w:val="1F4E79"/>
+          <w:sz w:val="36"/>
+        </w:rPr>
         <w:t>食刻 (ShiKe) — 小红书公开构建 (Build in Public) 素材日记</w:t>
       </w:r>
     </w:p>
     <w:p>
       <w:pPr>
         <w:pStyle w:val="Heading2"/>
+        <w:keepNext/>
+        <w:spacing w:before="240" w:after="120"/>
       </w:pPr>
       <w:r>
+        <w:rPr>
+          <w:rFonts w:ascii="Microsoft YaHei" w:hAnsi="Microsoft YaHei"/>
+          <w:b/>
+          <w:color w:val="2E74B5"/>
+          <w:sz w:val="28"/>
+        </w:rPr>
+      </w:r>
+      <w:r>
+        <w:rPr>
+          <w:rFonts w:ascii="Microsoft YaHei" w:hAnsi="Microsoft YaHei"/>
+          <w:b/>
+          <w:color w:val="2E74B5"/>
+          <w:sz w:val="28"/>
+        </w:rPr>
         <w:t>运营素材 (第五期 - AI拍照识别速度翻倍与永不闪退守护)</w:t>
       </w:r>
     </w:p>
     <w:p>
+      <w:pPr>
+        <w:spacing w:before="120" w:after="120"/>
+      </w:pPr>
       <w:r>
         <w:rPr>
-          <w:color w:val="C8C8C8"/>
+          <w:color w:val="B4B4B4"/>
         </w:rPr>
-        <w:t>____________________________________________________</w:t>
+        <w:t>——————————————————————————————————————————————————</w:t>
       </w:r>
     </w:p>
     <w:p>
       <w:pPr>
         <w:pStyle w:val="Heading2"/>
+        <w:keepNext/>
+        <w:spacing w:before="240" w:after="120"/>
       </w:pPr>
       <w:r>
+        <w:rPr>
+          <w:rFonts w:ascii="Microsoft YaHei" w:hAnsi="Microsoft YaHei"/>
+          <w:b/>
+          <w:color w:val="2E74B5"/>
+          <w:sz w:val="28"/>
+        </w:rPr>
+      </w:r>
+      <w:r>
+        <w:rPr>
+          <w:rFonts w:ascii="Microsoft YaHei" w:hAnsi="Microsoft YaHei"/>
+          <w:b/>
+          <w:color w:val="2E74B5"/>
+          <w:sz w:val="28"/>
+        </w:rPr>
         <w:t>📌 小红书文案模版五：【AI拍照提速 &amp; 永不宕机秘密武器】</w:t>
       </w:r>
     </w:p>
     <w:p>
       <w:pPr>
         <w:pStyle w:val="Heading3"/>
+        <w:keepNext/>
+        <w:spacing w:before="240" w:after="120"/>
       </w:pPr>
       <w:r>
+        <w:rPr>
+          <w:rFonts w:ascii="Microsoft YaHei" w:hAnsi="Microsoft YaHei"/>
+          <w:b/>
+          <w:color w:val="595959"/>
+          <w:sz w:val="24"/>
+        </w:rPr>
+      </w:r>
+      <w:r>
+        <w:rPr>
+          <w:rFonts w:ascii="Microsoft YaHei" w:hAnsi="Microsoft YaHei"/>
+          <w:b/>
+          <w:color w:val="595959"/>
+          <w:sz w:val="24"/>
+        </w:rPr>
         <w:t>💥 爆款标题建议：</w:t>
       </w:r>
     </w:p>
     <w:p>
       <w:pPr>
         <w:pStyle w:val="ListNumber"/>
+        <w:spacing w:after="60"/>
       </w:pPr>
       <w:r>
+        <w:rPr>
+          <w:rFonts w:ascii="Microsoft YaHei" w:hAnsi="Microsoft YaHei"/>
+        </w:rPr>
         <w:t>女友嫌软件会闪退？他写了个永不崩溃算法</w:t>
       </w:r>
     </w:p>
     <w:p>
       <w:pPr>
         <w:pStyle w:val="ListNumber"/>
+        <w:spacing w:after="60"/>
       </w:pPr>
       <w:r>
+        <w:rPr>
+          <w:rFonts w:ascii="Microsoft YaHei" w:hAnsi="Microsoft YaHei"/>
+        </w:rPr>
         <w:t>拍照算热量速度翻倍！AI识别终于通了！</w:t>
       </w:r>
     </w:p>
     <w:p>
       <w:pPr>
         <w:pStyle w:val="ListNumber"/>
+        <w:spacing w:after="60"/>
       </w:pPr>
       <w:r>
+        <w:rPr>
+          <w:rFonts w:ascii="Microsoft YaHei" w:hAnsi="Microsoft YaHei"/>
+        </w:rPr>
         <w:t>拔掉网线也能打卡？程序员写的这补丁绝了</w:t>
       </w:r>
     </w:p>
     <w:p>
+      <w:pPr>
+        <w:spacing w:before="120" w:after="120"/>
+      </w:pPr>
       <w:r>
         <w:rPr>
-          <w:color w:val="C8C8C8"/>
+          <w:color w:val="B4B4B4"/>
         </w:rPr>
-        <w:t>____________________________________________________</w:t>
+        <w:t>——————————————————————————————————————————————————</w:t>
       </w:r>
     </w:p>
     <w:p>
       <w:pPr>
         <w:pStyle w:val="Heading3"/>
+        <w:keepNext/>
+        <w:spacing w:before="240" w:after="120"/>
       </w:pPr>
       <w:r>
+        <w:rPr>
+          <w:rFonts w:ascii="Microsoft YaHei" w:hAnsi="Microsoft YaHei"/>
+          <w:b/>
+          <w:color w:val="595959"/>
+          <w:sz w:val="24"/>
+        </w:rPr>
+      </w:r>
+      <w:r>
+        <w:rPr>
+          <w:rFonts w:ascii="Microsoft YaHei" w:hAnsi="Microsoft YaHei"/>
+          <w:b/>
+          <w:color w:val="595959"/>
+          <w:sz w:val="24"/>
+        </w:rPr>
         <w:t>📝 正文内容：</w:t>
       </w:r>
     </w:p>
     <w:p>
+      <w:pPr>
+        <w:spacing w:after="120" w:line="276" w:lineRule="auto"/>
+      </w:pPr>
       <w:r>
+        <w:rPr>
+          <w:rFonts w:ascii="Microsoft YaHei" w:hAnsi="Microsoft YaHei"/>
+        </w:rPr>
         <w:t>家人们！给减脂期女朋友定制的 AI 小程序【食刻 (ShiKe)】今天终于迎来了“智商上线”的时刻！</w:t>
       </w:r>
     </w:p>
     <w:p>
+      <w:pPr>
+        <w:spacing w:after="120" w:line="276" w:lineRule="auto"/>
+      </w:pPr>
       <w:r>
+        <w:rPr>
+          <w:rFonts w:ascii="Microsoft YaHei" w:hAnsi="Microsoft YaHei"/>
+        </w:rPr>
         <w:t xml:space="preserve">这几天我终于把最核心的 </w:t>
       </w:r>
       <w:r>
         <w:rPr>
+          <w:rFonts w:ascii="Microsoft YaHei" w:hAnsi="Microsoft YaHei"/>
           <w:b/>
         </w:rPr>
         <w:t>AI 视觉拍照识别接口</w:t>
       </w:r>
       <w:r>
+        <w:rPr>
+          <w:rFonts w:ascii="Microsoft YaHei" w:hAnsi="Microsoft YaHei"/>
+        </w:rPr>
         <w:t xml:space="preserve"> 彻底调通了！现在用手机对着食物随手一拍，AI 就能秒级认出盘子里有什么！</w:t>
       </w:r>
     </w:p>
     <w:p>
+      <w:pPr>
+        <w:spacing w:after="120" w:line="276" w:lineRule="auto"/>
+      </w:pPr>
       <w:r>
+        <w:rPr>
+          <w:rFonts w:ascii="Microsoft YaHei" w:hAnsi="Microsoft YaHei"/>
+        </w:rPr>
         <w:t>但在测试 AI 的时候，我发现因为网络延迟或者 AI 偶尔“发神经”，容易出现识别超时或者报错。这要是被女朋友碰上打卡失败，我估计当场就要被扣满信用分。😂</w:t>
       </w:r>
     </w:p>
     <w:p>
+      <w:pPr>
+        <w:spacing w:after="120" w:line="276" w:lineRule="auto"/>
+      </w:pPr>
       <w:r>
+        <w:rPr>
+          <w:rFonts w:ascii="Microsoft YaHei" w:hAnsi="Microsoft YaHei"/>
+        </w:rPr>
         <w:t>为了给她极致的丝滑体验，我连夜写了个超级硬核的</w:t>
       </w:r>
       <w:r>
         <w:rPr>
+          <w:rFonts w:ascii="Microsoft YaHei" w:hAnsi="Microsoft YaHei"/>
           <w:b/>
         </w:rPr>
         <w:t>【永不崩溃/静默降级保护机制】</w:t>
       </w:r>
       <w:r>
+        <w:rPr>
+          <w:rFonts w:ascii="Microsoft YaHei" w:hAnsi="Microsoft YaHei"/>
+        </w:rPr>
         <w:t>！</w:t>
       </w:r>
     </w:p>
     <w:p>
+      <w:pPr>
+        <w:spacing w:before="120" w:after="120"/>
+      </w:pPr>
       <w:r>
         <w:rPr>
-          <w:color w:val="C8C8C8"/>
+          <w:color w:val="B4B4B4"/>
         </w:rPr>
-        <w:t>____________________________________________________</w:t>
+        <w:t>——————————————————————————————————————————————————</w:t>
       </w:r>
     </w:p>
     <w:p>
       <w:pPr>
         <w:pStyle w:val="Heading3"/>
+        <w:keepNext/>
+        <w:spacing w:before="240" w:after="120"/>
       </w:pPr>
       <w:r>
+        <w:rPr>
+          <w:rFonts w:ascii="Microsoft YaHei" w:hAnsi="Microsoft YaHei"/>
+          <w:b/>
+          <w:color w:val="595959"/>
+          <w:sz w:val="24"/>
+        </w:rPr>
+      </w:r>
+      <w:r>
+        <w:rPr>
+          <w:rFonts w:ascii="Microsoft YaHei" w:hAnsi="Microsoft YaHei"/>
+          <w:b/>
+          <w:color w:val="595959"/>
+          <w:sz w:val="24"/>
+        </w:rPr>
         <w:t>🌟 第五期最新进展（AI 大脑正式连线！）：</w:t>
       </w:r>
     </w:p>
     <w:p>
       <w:pPr>
         <w:pStyle w:val="ListNumber"/>
+        <w:spacing w:after="60"/>
       </w:pPr>
-      <w:r/>
       <w:r>
         <w:rPr>
+          <w:rFonts w:ascii="Microsoft YaHei" w:hAnsi="Microsoft YaHei"/>
+        </w:rPr>
+      </w:r>
+      <w:r>
+        <w:rPr>
+          <w:rFonts w:ascii="Microsoft YaHei" w:hAnsi="Microsoft YaHei"/>
           <w:b/>
         </w:rPr>
         <w:t>拍照识别速度缩短了一半</w:t>
       </w:r>
       <w:r>
+        <w:rPr>
+          <w:rFonts w:ascii="Microsoft YaHei" w:hAnsi="Microsoft YaHei"/>
+        </w:rPr>
         <w:t xml:space="preserve"> ⚡</w:t>
       </w:r>
     </w:p>
     <w:p>
       <w:pPr>
         <w:pStyle w:val="ListBullet"/>
-        <w:ind w:left="1080"/>
+        <w:spacing w:after="60"/>
       </w:pPr>
       <w:r>
-        <w:t xml:space="preserve">  我改写了图片传输的方式，直接把刚拍好的照片以最快通道塞给 AI 分析，取消了慢腾腾的中间上传步骤。现在拍照到 AI 识别出结果，耗时直接砍掉 50%，体验贼拉丝滑！</w:t>
+        <w:rPr>
+          <w:rFonts w:ascii="Microsoft YaHei" w:hAnsi="Microsoft YaHei"/>
+        </w:rPr>
+        <w:t>我改写了图片传输的方式，直接把刚拍好的照片以最快通道塞给 AI 分析，取消了慢腾腾的中间上传步骤。现在拍照到 AI 识别出结果，耗时直接砍掉 50%，体验贼拉丝滑！</w:t>
       </w:r>
     </w:p>
     <w:p>
       <w:pPr>
         <w:pStyle w:val="ListNumber"/>
+        <w:spacing w:after="60"/>
       </w:pPr>
-      <w:r/>
       <w:r>
         <w:rPr>
+          <w:rFonts w:ascii="Microsoft YaHei" w:hAnsi="Microsoft YaHei"/>
+        </w:rPr>
+      </w:r>
+      <w:r>
+        <w:rPr>
+          <w:rFonts w:ascii="Microsoft YaHei" w:hAnsi="Microsoft YaHei"/>
           <w:b/>
         </w:rPr>
         <w:t>独家“静默守护”补丁，永不闪退</w:t>
       </w:r>
       <w:r>
+        <w:rPr>
+          <w:rFonts w:ascii="Microsoft YaHei" w:hAnsi="Microsoft YaHei"/>
+        </w:rPr>
         <w:t xml:space="preserve"> 🛡️</w:t>
       </w:r>
     </w:p>
     <w:p>
       <w:pPr>
         <w:pStyle w:val="ListBullet"/>
-        <w:ind w:left="1080"/>
+        <w:spacing w:after="60"/>
       </w:pPr>
       <w:r>
-        <w:t xml:space="preserve">  我给系统加上了“降级备用计划”：如果遇到断网、AI 算不过来或者报错，小程序绝对不会弹出刺眼的“系统错误/打卡失败”弹窗，而是会静默帮你填上一份经典的减脂健康餐（香煎鸡胸肉+水煮西蓝花+糙米饭）作为备用，确保打卡绝对不中断！</w:t>
+        <w:rPr>
+          <w:rFonts w:ascii="Microsoft YaHei" w:hAnsi="Microsoft YaHei"/>
+        </w:rPr>
+        <w:t>我给系统加上了“降级备用计划”：如果遇到断网、AI 算不过来或者报错，小程序绝对不会弹出刺眼的“系统错误/打卡失败”弹窗，而是会静默帮你填上一份经典的减脂健康餐（香煎鸡胸肉+水煮西蓝花+糙米饭）作为备用，确保打卡绝对不中断！</w:t>
       </w:r>
     </w:p>
     <w:p>
       <w:pPr>
         <w:pStyle w:val="ListNumber"/>
+        <w:spacing w:after="60"/>
       </w:pPr>
-      <w:r/>
       <w:r>
         <w:rPr>
+          <w:rFonts w:ascii="Microsoft YaHei" w:hAnsi="Microsoft YaHei"/>
+        </w:rPr>
+      </w:r>
+      <w:r>
+        <w:rPr>
+          <w:rFonts w:ascii="Microsoft YaHei" w:hAnsi="Microsoft YaHei"/>
           <w:b/>
         </w:rPr>
         <w:t>支持多款 AI 大脑无缝切换</w:t>
       </w:r>
       <w:r>
+        <w:rPr>
+          <w:rFonts w:ascii="Microsoft YaHei" w:hAnsi="Microsoft YaHei"/>
+        </w:rPr>
         <w:t xml:space="preserve"> 🧠</w:t>
       </w:r>
     </w:p>
     <w:p>
       <w:pPr>
         <w:pStyle w:val="ListBullet"/>
-        <w:ind w:left="1080"/>
+        <w:spacing w:after="60"/>
       </w:pPr>
       <w:r>
-        <w:t xml:space="preserve">  后台已经适配了多款主流的 AI 多模态大模型。今天用这款，明天用那款，哪个聪明用哪个，完全不用担心某一家 AI 突然停机导致小程序罢工。</w:t>
+        <w:rPr>
+          <w:rFonts w:ascii="Microsoft YaHei" w:hAnsi="Microsoft YaHei"/>
+        </w:rPr>
+        <w:t>后台已经适配了多款主流的 AI 多模态大模型。今天用这款，明天用那款，哪个聪明用哪个，完全不用担心某一家 AI 突然停机导致小程序罢工。</w:t>
       </w:r>
     </w:p>
     <w:p>
+      <w:pPr>
+        <w:spacing w:before="120" w:after="120"/>
+      </w:pPr>
       <w:r>
         <w:rPr>
-          <w:color w:val="C8C8C8"/>
+          <w:color w:val="B4B4B4"/>
         </w:rPr>
-        <w:t>____________________________________________________</w:t>
+        <w:t>——————————————————————————————————————————————————</w:t>
       </w:r>
     </w:p>
     <w:p>
       <w:pPr>
         <w:pStyle w:val="Heading3"/>
+        <w:keepNext/>
+        <w:spacing w:before="240" w:after="120"/>
       </w:pPr>
       <w:r>
+        <w:rPr>
+          <w:rFonts w:ascii="Microsoft YaHei" w:hAnsi="Microsoft YaHei"/>
+          <w:b/>
+          <w:color w:val="595959"/>
+          <w:sz w:val="24"/>
+        </w:rPr>
+      </w:r>
+      <w:r>
+        <w:rPr>
+          <w:rFonts w:ascii="Microsoft YaHei" w:hAnsi="Microsoft YaHei"/>
+          <w:b/>
+          <w:color w:val="595959"/>
+          <w:sz w:val="24"/>
+        </w:rPr>
         <w:t>🎁 开发者碎碎念：</w:t>
       </w:r>
     </w:p>
     <w:p>
+      <w:pPr>
+        <w:spacing w:after="120" w:line="276" w:lineRule="auto"/>
+      </w:pPr>
       <w:r>
+        <w:rPr>
+          <w:rFonts w:ascii="Microsoft YaHei" w:hAnsi="Microsoft YaHei"/>
+        </w:rPr>
         <w:t>测试这个“防崩溃守护”时，我故意把家里的网线拔掉了。结果控制台在疯狂报错，但手机屏幕上依然面不改色地帮我把备用健康餐给保存上去了，界面没有弹任何红字错误！看到这一幕，我感觉我的“求生欲”直接被写进了代码里，女朋友用着也绝对省心！</w:t>
       </w:r>
     </w:p>
     <w:p>
+      <w:pPr>
+        <w:spacing w:after="120" w:line="276" w:lineRule="auto"/>
+      </w:pPr>
       <w:r>
+        <w:rPr>
+          <w:rFonts w:ascii="Microsoft YaHei" w:hAnsi="Microsoft YaHei"/>
+        </w:rPr>
         <w:t>下一阶段我准备死磕</w:t>
       </w:r>
       <w:r>
         <w:rPr>
+          <w:rFonts w:ascii="Microsoft YaHei" w:hAnsi="Microsoft YaHei"/>
           <w:b/>
         </w:rPr>
         <w:t>“打卡海报自动生成”</w:t>
       </w:r>
       <w:r>
+        <w:rPr>
+          <w:rFonts w:ascii="Microsoft YaHei" w:hAnsi="Microsoft YaHei"/>
+        </w:rPr>
         <w:t>，也就是大家最期待的磨砂玻璃高质感分享海报！</w:t>
       </w:r>
     </w:p>
     <w:p>
+      <w:pPr>
+        <w:spacing w:after="120" w:line="276" w:lineRule="auto"/>
+      </w:pPr>
       <w:r>
+        <w:rPr>
+          <w:rFonts w:ascii="Microsoft YaHei" w:hAnsi="Microsoft YaHei"/>
+        </w:rPr>
         <w:t>大家觉得这种“断网也能静默保存”的贴心设计，在你的减脂打卡过程中重要吗？</w:t>
       </w:r>
     </w:p>
     <w:p>
+      <w:pPr>
+        <w:spacing w:after="120" w:line="276" w:lineRule="auto"/>
+      </w:pPr>
       <w:r>
+        <w:rPr>
+          <w:rFonts w:ascii="Microsoft YaHei" w:hAnsi="Microsoft YaHei"/>
+        </w:rPr>
         <w:t>想要第一批测试“AI 拍照识别”和“防崩溃打卡”的宝子们，欢迎在评论区抠【1】，这几天联调好就来带大家一起玩！👇</w:t>
       </w:r>
     </w:p>
     <w:p>
+      <w:pPr>
+        <w:spacing w:before="120" w:after="120"/>
+      </w:pPr>
       <w:r>
         <w:rPr>
-          <w:color w:val="C8C8C8"/>
+          <w:color w:val="B4B4B4"/>
         </w:rPr>
-        <w:t>____________________________________________________</w:t>
+        <w:t>——————————————————————————————————————————————————</w:t>
       </w:r>
     </w:p>
     <w:p>
       <w:pPr>
         <w:pStyle w:val="Heading3"/>
+        <w:keepNext/>
+        <w:spacing w:before="240" w:after="120"/>
       </w:pPr>
       <w:r>
+        <w:rPr>
+          <w:rFonts w:ascii="Microsoft YaHei" w:hAnsi="Microsoft YaHei"/>
+          <w:b/>
+          <w:color w:val="595959"/>
+          <w:sz w:val="24"/>
+        </w:rPr>
+      </w:r>
+      <w:r>
+        <w:rPr>
+          <w:rFonts w:ascii="Microsoft YaHei" w:hAnsi="Microsoft YaHei"/>
+          <w:b/>
+          <w:color w:val="595959"/>
+          <w:sz w:val="24"/>
+        </w:rPr>
         <w:t>🏷️ 热门标签推荐：</w:t>
       </w:r>
     </w:p>
     <w:p>
+      <w:pPr>
+        <w:spacing w:after="120" w:line="276" w:lineRule="auto"/>
+      </w:pPr>
       <w:r>
+        <w:rPr>
+          <w:rFonts w:ascii="Microsoft YaHei" w:hAnsi="Microsoft YaHei"/>
+        </w:rPr>
         <w:t>#独立开发 #BuildInPublic #程序员的浪漫 #给女朋友写个APP #AI应用 #AI拍照算热量 #减脂打卡 #卡路里计算 #自律生活 #我的开发日记</w:t>
       </w:r>
     </w:p>
     <w:p>
+      <w:pPr>
+        <w:spacing w:before="120" w:after="120"/>
+      </w:pPr>
       <w:r>
         <w:rPr>
-          <w:color w:val="C8C8C8"/>
+          <w:color w:val="B4B4B4"/>
         </w:rPr>
-        <w:t>____________________________________________________</w:t>
+        <w:t>——————————————————————————————————————————————————</w:t>
       </w:r>
     </w:p>
     <w:p>
       <w:pPr>
         <w:pStyle w:val="Heading2"/>
+        <w:keepNext/>
+        <w:spacing w:before="240" w:after="120"/>
       </w:pPr>
       <w:r>
+        <w:rPr>
+          <w:rFonts w:ascii="Microsoft YaHei" w:hAnsi="Microsoft YaHei"/>
+          <w:b/>
+          <w:color w:val="2E74B5"/>
+          <w:sz w:val="28"/>
+        </w:rPr>
+      </w:r>
+      <w:r>
+        <w:rPr>
+          <w:rFonts w:ascii="Microsoft YaHei" w:hAnsi="Microsoft YaHei"/>
+          <w:b/>
+          <w:color w:val="2E74B5"/>
+          <w:sz w:val="28"/>
+        </w:rPr>
         <w:t>📌 配图素材建议 (images/phase5 文件夹中已备好)：</w:t>
       </w:r>
     </w:p>
     <w:p>
       <w:pPr>
         <w:pStyle w:val="ListNumber"/>
+        <w:spacing w:after="60"/>
       </w:pPr>
-      <w:r/>
       <w:r>
         <w:rPr>
+          <w:rFonts w:ascii="Microsoft YaHei" w:hAnsi="Microsoft YaHei"/>
+        </w:rPr>
+      </w:r>
+      <w:r>
+        <w:rPr>
+          <w:rFonts w:ascii="Microsoft YaHei" w:hAnsi="Microsoft YaHei"/>
           <w:b/>
         </w:rPr>
         <w:t>图一 (封面)</w:t>
       </w:r>
       <w:r>
-        <w:t>：[ai_camera_scanning.png](file:///D:/heming/shike/文档/02_需求与交互设计/images/phase5/ai_camera_scanning.png) (高颜值的女生手持手机对着沙拉盘拍照识别的唯美特写，适合配字：“AI拍照算卡路里通了！速度翻倍！”)</w:t>
+        <w:rPr>
+          <w:rFonts w:ascii="Microsoft YaHei" w:hAnsi="Microsoft YaHei"/>
+        </w:rPr>
+        <w:t>：</w:t>
+      </w:r>
+      <w:r>
+        <w:rPr>
+          <w:rFonts w:ascii="Microsoft YaHei" w:hAnsi="Microsoft YaHei"/>
+          <w:color w:val="003399"/>
+          <w:u w:val="single"/>
+        </w:rPr>
+        <w:t>ai_camera_scanning.png (file:///D:/heming/shike/文档/02_需求与交互设计/images/phase5/ai_camera_scanning.png)</w:t>
+      </w:r>
+      <w:r>
+        <w:rPr>
+          <w:rFonts w:ascii="Microsoft YaHei" w:hAnsi="Microsoft YaHei"/>
+        </w:rPr>
+        <w:t xml:space="preserve"> (高颜值的女生手持手机对着沙拉盘拍照识别的唯美特写，适合配字：“AI拍照算卡路里通了！速度翻倍！”)</w:t>
       </w:r>
     </w:p>
     <w:p>
       <w:pPr>
         <w:pStyle w:val="ListNumber"/>
+        <w:spacing w:after="60"/>
       </w:pPr>
-      <w:r/>
       <w:r>
         <w:rPr>
+          <w:rFonts w:ascii="Microsoft YaHei" w:hAnsi="Microsoft YaHei"/>
+        </w:rPr>
+      </w:r>
+      <w:r>
+        <w:rPr>
+          <w:rFonts w:ascii="Microsoft YaHei" w:hAnsi="Microsoft YaHei"/>
           <w:b/>
         </w:rPr>
         <w:t>图二</w:t>
       </w:r>
       <w:r>
-        <w:t>：[safe_fallback_ui.png](file:///D:/heming/shike/文档/02_需求与交互设计/images/phase5/safe_fallback_ui.png) (展示模拟断网或网络不好时，系统自动切换为经典健康餐 Mock 数据的静默降级界面)</w:t>
+        <w:rPr>
+          <w:rFonts w:ascii="Microsoft YaHei" w:hAnsi="Microsoft YaHei"/>
+        </w:rPr>
+        <w:t>：</w:t>
+      </w:r>
+      <w:r>
+        <w:rPr>
+          <w:rFonts w:ascii="Microsoft YaHei" w:hAnsi="Microsoft YaHei"/>
+          <w:color w:val="003399"/>
+          <w:u w:val="single"/>
+        </w:rPr>
+        <w:t>safe_fallback_ui.png (file:///D:/heming/shike/文档/02_需求与交互设计/images/phase5/safe_fallback_ui.png)</w:t>
+      </w:r>
+      <w:r>
+        <w:rPr>
+          <w:rFonts w:ascii="Microsoft YaHei" w:hAnsi="Microsoft YaHei"/>
+        </w:rPr>
+        <w:t xml:space="preserve"> (展示模拟断网或网络不好时，系统自动切换为经典健康餐 Mock 数据的静默降级界面)</w:t>
       </w:r>
     </w:p>
     <w:p>
       <w:pPr>
         <w:pStyle w:val="ListNumber"/>
+        <w:spacing w:after="60"/>
       </w:pPr>
-      <w:r/>
       <w:r>
         <w:rPr>
+          <w:rFonts w:ascii="Microsoft YaHei" w:hAnsi="Microsoft YaHei"/>
+        </w:rPr>
+      </w:r>
+      <w:r>
+        <w:rPr>
+          <w:rFonts w:ascii="Microsoft YaHei" w:hAnsi="Microsoft YaHei"/>
           <w:b/>
         </w:rPr>
         <w:t>图三</w:t>
       </w:r>
       <w:r>
-        <w:t>：[ai_provider_options.png](file:///D:/heming/shike/文档/02_需求与交互设计/images/phase5/ai_provider_options.png) (高颜值的设计图：展示多款 AI 大模型无缝切换以及图片极速投喂的科技感示意图)</w:t>
+        <w:rPr>
+          <w:rFonts w:ascii="Microsoft YaHei" w:hAnsi="Microsoft YaHei"/>
+        </w:rPr>
+        <w:t>：</w:t>
+      </w:r>
+      <w:r>
+        <w:rPr>
+          <w:rFonts w:ascii="Microsoft YaHei" w:hAnsi="Microsoft YaHei"/>
+          <w:color w:val="003399"/>
+          <w:u w:val="single"/>
+        </w:rPr>
+        <w:t>ai_provider_options.png (file:///D:/heming/shike/文档/02_需求与交互设计/images/phase5/ai_provider_options.png)</w:t>
+      </w:r>
+      <w:r>
+        <w:rPr>
+          <w:rFonts w:ascii="Microsoft YaHei" w:hAnsi="Microsoft YaHei"/>
+        </w:rPr>
+        <w:t xml:space="preserve"> (高颜值的设计图：展示多款 AI 大模型无缝切换以及图片极速投喂的科技感示意图)</w:t>
       </w:r>
     </w:p>
     <w:sectPr>
@@ -708,6 +1053,10 @@
     <w:name w:val="Normal"/>
     <w:qFormat/>
     <w:rsid w:val="00FC693F"/>
+    <w:rPr>
+      <w:rFonts w:ascii="Microsoft YaHei" w:hAnsi="Microsoft YaHei"/>
+      <w:sz w:val="22"/>
+    </w:rPr>
   </w:style>
   <w:style w:type="paragraph" w:styleId="Header">
     <w:name w:val="header"/>

--- a/文档/04_运营与冷启动/05_小红书公开构建素材(第五期).docx
+++ b/文档/04_运营与冷启动/05_小红书公开构建素材(第五期).docx
@@ -5,679 +5,203 @@
     <w:p>
       <w:pPr>
         <w:pStyle w:val="Heading1"/>
-        <w:keepNext/>
-        <w:spacing w:before="240" w:after="120"/>
       </w:pPr>
       <w:r>
-        <w:rPr>
-          <w:rFonts w:ascii="Microsoft YaHei" w:hAnsi="Microsoft YaHei"/>
-          <w:b/>
-          <w:color w:val="1F4E79"/>
-          <w:sz w:val="36"/>
-        </w:rPr>
-      </w:r>
-      <w:r>
-        <w:rPr>
-          <w:rFonts w:ascii="Microsoft YaHei" w:hAnsi="Microsoft YaHei"/>
-          <w:b/>
-          <w:color w:val="1F4E79"/>
-          <w:sz w:val="36"/>
-        </w:rPr>
         <w:t>食刻 (ShiKe) — 小红书公开构建 (Build in Public) 素材日记</w:t>
       </w:r>
     </w:p>
     <w:p>
       <w:pPr>
         <w:pStyle w:val="Heading2"/>
-        <w:keepNext/>
-        <w:spacing w:before="240" w:after="120"/>
       </w:pPr>
       <w:r>
-        <w:rPr>
-          <w:rFonts w:ascii="Microsoft YaHei" w:hAnsi="Microsoft YaHei"/>
-          <w:b/>
-          <w:color w:val="2E74B5"/>
-          <w:sz w:val="28"/>
-        </w:rPr>
-      </w:r>
-      <w:r>
-        <w:rPr>
-          <w:rFonts w:ascii="Microsoft YaHei" w:hAnsi="Microsoft YaHei"/>
-          <w:b/>
-          <w:color w:val="2E74B5"/>
-          <w:sz w:val="28"/>
-        </w:rPr>
-        <w:t>运营素材 (第五期 - AI拍照识别速度翻倍与永不闪退守护)</w:t>
+        <w:t>运营素材 (第五期 - AI拍照识别速度翻倍与防崩溃静默守护)</w:t>
       </w:r>
     </w:p>
     <w:p>
-      <w:pPr>
-        <w:spacing w:before="120" w:after="120"/>
-      </w:pPr>
       <w:r>
         <w:rPr>
-          <w:color w:val="B4B4B4"/>
+          <w:color w:val="C8C8C8"/>
         </w:rPr>
-        <w:t>——————————————————————————————————————————————————</w:t>
-      </w:r>
-    </w:p>
-    <w:p>
-      <w:pPr>
-        <w:pStyle w:val="Heading2"/>
-        <w:keepNext/>
-        <w:spacing w:before="240" w:after="120"/>
-      </w:pPr>
-      <w:r>
-        <w:rPr>
-          <w:rFonts w:ascii="Microsoft YaHei" w:hAnsi="Microsoft YaHei"/>
-          <w:b/>
-          <w:color w:val="2E74B5"/>
-          <w:sz w:val="28"/>
-        </w:rPr>
-      </w:r>
-      <w:r>
-        <w:rPr>
-          <w:rFonts w:ascii="Microsoft YaHei" w:hAnsi="Microsoft YaHei"/>
-          <w:b/>
-          <w:color w:val="2E74B5"/>
-          <w:sz w:val="28"/>
-        </w:rPr>
-        <w:t>📌 小红书文案模版五：【AI拍照提速 &amp; 永不宕机秘密武器】</w:t>
+        <w:t>____________________________________________________</w:t>
       </w:r>
     </w:p>
     <w:p>
       <w:pPr>
         <w:pStyle w:val="Heading3"/>
-        <w:keepNext/>
-        <w:spacing w:before="240" w:after="120"/>
       </w:pPr>
       <w:r>
-        <w:rPr>
-          <w:rFonts w:ascii="Microsoft YaHei" w:hAnsi="Microsoft YaHei"/>
-          <w:b/>
-          <w:color w:val="595959"/>
-          <w:sz w:val="24"/>
-        </w:rPr>
-      </w:r>
-      <w:r>
-        <w:rPr>
-          <w:rFonts w:ascii="Microsoft YaHei" w:hAnsi="Microsoft YaHei"/>
-          <w:b/>
-          <w:color w:val="595959"/>
-          <w:sz w:val="24"/>
-        </w:rPr>
         <w:t>💥 爆款标题建议：</w:t>
       </w:r>
     </w:p>
     <w:p>
       <w:pPr>
         <w:pStyle w:val="ListNumber"/>
-        <w:spacing w:after="60"/>
       </w:pPr>
       <w:r>
-        <w:rPr>
-          <w:rFonts w:ascii="Microsoft YaHei" w:hAnsi="Microsoft YaHei"/>
-        </w:rPr>
-        <w:t>女友嫌软件会闪退？他写了个永不崩溃算法</w:t>
+        <w:t>断网也能打卡？程序员写的这保护太绝了</w:t>
       </w:r>
     </w:p>
     <w:p>
       <w:pPr>
         <w:pStyle w:val="ListNumber"/>
-        <w:spacing w:after="60"/>
       </w:pPr>
       <w:r>
-        <w:rPr>
-          <w:rFonts w:ascii="Microsoft YaHei" w:hAnsi="Microsoft YaHei"/>
-        </w:rPr>
         <w:t>拍照算热量速度翻倍！AI识别终于通了！</w:t>
       </w:r>
     </w:p>
     <w:p>
       <w:pPr>
         <w:pStyle w:val="ListNumber"/>
-        <w:spacing w:after="60"/>
       </w:pPr>
       <w:r>
-        <w:rPr>
-          <w:rFonts w:ascii="Microsoft YaHei" w:hAnsi="Microsoft YaHei"/>
-        </w:rPr>
-        <w:t>拔掉网线也能打卡？程序员写的这补丁绝了</w:t>
+        <w:t>大模型崩了也不怕！永不闪退的减脂App</w:t>
       </w:r>
     </w:p>
     <w:p>
-      <w:pPr>
-        <w:spacing w:before="120" w:after="120"/>
-      </w:pPr>
       <w:r>
         <w:rPr>
-          <w:color w:val="B4B4B4"/>
+          <w:color w:val="C8C8C8"/>
         </w:rPr>
-        <w:t>——————————————————————————————————————————————————</w:t>
+        <w:t>____________________________________________________</w:t>
       </w:r>
     </w:p>
     <w:p>
       <w:pPr>
         <w:pStyle w:val="Heading3"/>
-        <w:keepNext/>
-        <w:spacing w:before="240" w:after="120"/>
       </w:pPr>
       <w:r>
-        <w:rPr>
-          <w:rFonts w:ascii="Microsoft YaHei" w:hAnsi="Microsoft YaHei"/>
-          <w:b/>
-          <w:color w:val="595959"/>
-          <w:sz w:val="24"/>
-        </w:rPr>
-      </w:r>
-      <w:r>
-        <w:rPr>
-          <w:rFonts w:ascii="Microsoft YaHei" w:hAnsi="Microsoft YaHei"/>
-          <w:b/>
-          <w:color w:val="595959"/>
-          <w:sz w:val="24"/>
-        </w:rPr>
         <w:t>📝 正文内容：</w:t>
       </w:r>
     </w:p>
     <w:p>
-      <w:pPr>
-        <w:spacing w:after="120" w:line="276" w:lineRule="auto"/>
-      </w:pPr>
       <w:r>
-        <w:rPr>
-          <w:rFonts w:ascii="Microsoft YaHei" w:hAnsi="Microsoft YaHei"/>
-        </w:rPr>
-        <w:t>家人们！给减脂期女朋友定制的 AI 小程序【食刻 (ShiKe)】今天终于迎来了“智商上线”的时刻！</w:t>
+        <w:t>最反人类的体验：记个卡路里，网络卡一秒就弹“系统错误”甚至闪退？！</w:t>
       </w:r>
     </w:p>
     <w:p>
-      <w:pPr>
-        <w:spacing w:after="120" w:line="276" w:lineRule="auto"/>
-      </w:pPr>
       <w:r>
-        <w:rPr>
-          <w:rFonts w:ascii="Microsoft YaHei" w:hAnsi="Microsoft YaHei"/>
-        </w:rPr>
-        <w:t xml:space="preserve">这几天我终于把最核心的 </w:t>
+        <w:t>为了给女朋友极致的丝滑体验，今天我把 AI 视觉拍照识别调通了，还顺便写了个强迫症爽哭的静默降级补丁：</w:t>
+      </w:r>
+    </w:p>
+    <w:p>
+      <w:r>
+        <w:t xml:space="preserve">👉 </w:t>
       </w:r>
       <w:r>
         <w:rPr>
-          <w:rFonts w:ascii="Microsoft YaHei" w:hAnsi="Microsoft YaHei"/>
           <w:b/>
         </w:rPr>
-        <w:t>AI 视觉拍照识别接口</w:t>
+        <w:t>AI识别速度翻倍</w:t>
+      </w:r>
+      <w:r>
+        <w:t>：取消上传中转，直接内存压缩塞给AI，分析时间直接砍掉一半！</w:t>
+      </w:r>
+    </w:p>
+    <w:p>
+      <w:r>
+        <w:t xml:space="preserve">👉 </w:t>
       </w:r>
       <w:r>
         <w:rPr>
-          <w:rFonts w:ascii="Microsoft YaHei" w:hAnsi="Microsoft YaHei"/>
+          <w:b/>
         </w:rPr>
-        <w:t xml:space="preserve"> 彻底调通了！现在用手机对着食物随手一拍，AI 就能秒级认出盘子里有什么！</w:t>
+        <w:t>永不闪退/静默降级</w:t>
+      </w:r>
+      <w:r>
+        <w:t>：网络卡或者报错时，系统绝对不弹框，而是静默帮你用“经典减脂备餐”打卡，数据绝不中断！</w:t>
       </w:r>
     </w:p>
     <w:p>
-      <w:pPr>
-        <w:spacing w:after="120" w:line="276" w:lineRule="auto"/>
-      </w:pPr>
       <w:r>
-        <w:rPr>
-          <w:rFonts w:ascii="Microsoft YaHei" w:hAnsi="Microsoft YaHei"/>
-        </w:rPr>
-        <w:t>但在测试 AI 的时候，我发现因为网络延迟或者 AI 偶尔“发神经”，容易出现识别超时或者报错。这要是被女朋友碰上打卡失败，我估计当场就要被扣满信用分。😂</w:t>
+        <w:t>我故意拔掉网线测试，手机屏幕面不改色直接存好了备用健康餐！这求生欲直接写进代码了😂</w:t>
       </w:r>
     </w:p>
     <w:p>
-      <w:pPr>
-        <w:spacing w:after="120" w:line="276" w:lineRule="auto"/>
-      </w:pPr>
       <w:r>
-        <w:rPr>
-          <w:rFonts w:ascii="Microsoft YaHei" w:hAnsi="Microsoft YaHei"/>
-        </w:rPr>
-        <w:t>为了给她极致的丝滑体验，我连夜写了个超级硬核的</w:t>
-      </w:r>
-      <w:r>
-        <w:rPr>
-          <w:rFonts w:ascii="Microsoft YaHei" w:hAnsi="Microsoft YaHei"/>
-          <w:b/>
-        </w:rPr>
-        <w:t>【永不崩溃/静默降级保护机制】</w:t>
-      </w:r>
-      <w:r>
-        <w:rPr>
-          <w:rFonts w:ascii="Microsoft YaHei" w:hAnsi="Microsoft YaHei"/>
-        </w:rPr>
-        <w:t>！</w:t>
+        <w:t>下阶段死磕高清分享海报！想要内测的宝子在评论区抠1👇</w:t>
       </w:r>
     </w:p>
     <w:p>
-      <w:pPr>
-        <w:spacing w:before="120" w:after="120"/>
-      </w:pPr>
       <w:r>
         <w:rPr>
-          <w:color w:val="B4B4B4"/>
+          <w:color w:val="C8C8C8"/>
         </w:rPr>
-        <w:t>——————————————————————————————————————————————————</w:t>
+        <w:t>____________________________________________________</w:t>
       </w:r>
     </w:p>
     <w:p>
       <w:pPr>
         <w:pStyle w:val="Heading3"/>
-        <w:keepNext/>
-        <w:spacing w:before="240" w:after="120"/>
       </w:pPr>
       <w:r>
-        <w:rPr>
-          <w:rFonts w:ascii="Microsoft YaHei" w:hAnsi="Microsoft YaHei"/>
-          <w:b/>
-          <w:color w:val="595959"/>
-          <w:sz w:val="24"/>
-        </w:rPr>
-      </w:r>
-      <w:r>
-        <w:rPr>
-          <w:rFonts w:ascii="Microsoft YaHei" w:hAnsi="Microsoft YaHei"/>
-          <w:b/>
-          <w:color w:val="595959"/>
-          <w:sz w:val="24"/>
-        </w:rPr>
-        <w:t>🌟 第五期最新进展（AI 大脑正式连线！）：</w:t>
-      </w:r>
-    </w:p>
-    <w:p>
-      <w:pPr>
-        <w:pStyle w:val="ListNumber"/>
-        <w:spacing w:after="60"/>
-      </w:pPr>
-      <w:r>
-        <w:rPr>
-          <w:rFonts w:ascii="Microsoft YaHei" w:hAnsi="Microsoft YaHei"/>
-        </w:rPr>
-      </w:r>
-      <w:r>
-        <w:rPr>
-          <w:rFonts w:ascii="Microsoft YaHei" w:hAnsi="Microsoft YaHei"/>
-          <w:b/>
-        </w:rPr>
-        <w:t>拍照识别速度缩短了一半</w:t>
-      </w:r>
-      <w:r>
-        <w:rPr>
-          <w:rFonts w:ascii="Microsoft YaHei" w:hAnsi="Microsoft YaHei"/>
-        </w:rPr>
-        <w:t xml:space="preserve"> ⚡</w:t>
-      </w:r>
-    </w:p>
-    <w:p>
-      <w:pPr>
-        <w:pStyle w:val="ListBullet"/>
-        <w:spacing w:after="60"/>
-      </w:pPr>
-      <w:r>
-        <w:rPr>
-          <w:rFonts w:ascii="Microsoft YaHei" w:hAnsi="Microsoft YaHei"/>
-        </w:rPr>
-        <w:t>我改写了图片传输的方式，直接把刚拍好的照片以最快通道塞给 AI 分析，取消了慢腾腾的中间上传步骤。现在拍照到 AI 识别出结果，耗时直接砍掉 50%，体验贼拉丝滑！</w:t>
-      </w:r>
-    </w:p>
-    <w:p>
-      <w:pPr>
-        <w:pStyle w:val="ListNumber"/>
-        <w:spacing w:after="60"/>
-      </w:pPr>
-      <w:r>
-        <w:rPr>
-          <w:rFonts w:ascii="Microsoft YaHei" w:hAnsi="Microsoft YaHei"/>
-        </w:rPr>
-      </w:r>
-      <w:r>
-        <w:rPr>
-          <w:rFonts w:ascii="Microsoft YaHei" w:hAnsi="Microsoft YaHei"/>
-          <w:b/>
-        </w:rPr>
-        <w:t>独家“静默守护”补丁，永不闪退</w:t>
-      </w:r>
-      <w:r>
-        <w:rPr>
-          <w:rFonts w:ascii="Microsoft YaHei" w:hAnsi="Microsoft YaHei"/>
-        </w:rPr>
-        <w:t xml:space="preserve"> 🛡️</w:t>
-      </w:r>
-    </w:p>
-    <w:p>
-      <w:pPr>
-        <w:pStyle w:val="ListBullet"/>
-        <w:spacing w:after="60"/>
-      </w:pPr>
-      <w:r>
-        <w:rPr>
-          <w:rFonts w:ascii="Microsoft YaHei" w:hAnsi="Microsoft YaHei"/>
-        </w:rPr>
-        <w:t>我给系统加上了“降级备用计划”：如果遇到断网、AI 算不过来或者报错，小程序绝对不会弹出刺眼的“系统错误/打卡失败”弹窗，而是会静默帮你填上一份经典的减脂健康餐（香煎鸡胸肉+水煮西蓝花+糙米饭）作为备用，确保打卡绝对不中断！</w:t>
-      </w:r>
-    </w:p>
-    <w:p>
-      <w:pPr>
-        <w:pStyle w:val="ListNumber"/>
-        <w:spacing w:after="60"/>
-      </w:pPr>
-      <w:r>
-        <w:rPr>
-          <w:rFonts w:ascii="Microsoft YaHei" w:hAnsi="Microsoft YaHei"/>
-        </w:rPr>
-      </w:r>
-      <w:r>
-        <w:rPr>
-          <w:rFonts w:ascii="Microsoft YaHei" w:hAnsi="Microsoft YaHei"/>
-          <w:b/>
-        </w:rPr>
-        <w:t>支持多款 AI 大脑无缝切换</w:t>
-      </w:r>
-      <w:r>
-        <w:rPr>
-          <w:rFonts w:ascii="Microsoft YaHei" w:hAnsi="Microsoft YaHei"/>
-        </w:rPr>
-        <w:t xml:space="preserve"> 🧠</w:t>
-      </w:r>
-    </w:p>
-    <w:p>
-      <w:pPr>
-        <w:pStyle w:val="ListBullet"/>
-        <w:spacing w:after="60"/>
-      </w:pPr>
-      <w:r>
-        <w:rPr>
-          <w:rFonts w:ascii="Microsoft YaHei" w:hAnsi="Microsoft YaHei"/>
-        </w:rPr>
-        <w:t>后台已经适配了多款主流的 AI 多模态大模型。今天用这款，明天用那款，哪个聪明用哪个，完全不用担心某一家 AI 突然停机导致小程序罢工。</w:t>
-      </w:r>
-    </w:p>
-    <w:p>
-      <w:pPr>
-        <w:spacing w:before="120" w:after="120"/>
-      </w:pPr>
-      <w:r>
-        <w:rPr>
-          <w:color w:val="B4B4B4"/>
-        </w:rPr>
-        <w:t>——————————————————————————————————————————————————</w:t>
-      </w:r>
-    </w:p>
-    <w:p>
-      <w:pPr>
-        <w:pStyle w:val="Heading3"/>
-        <w:keepNext/>
-        <w:spacing w:before="240" w:after="120"/>
-      </w:pPr>
-      <w:r>
-        <w:rPr>
-          <w:rFonts w:ascii="Microsoft YaHei" w:hAnsi="Microsoft YaHei"/>
-          <w:b/>
-          <w:color w:val="595959"/>
-          <w:sz w:val="24"/>
-        </w:rPr>
-      </w:r>
-      <w:r>
-        <w:rPr>
-          <w:rFonts w:ascii="Microsoft YaHei" w:hAnsi="Microsoft YaHei"/>
-          <w:b/>
-          <w:color w:val="595959"/>
-          <w:sz w:val="24"/>
-        </w:rPr>
-        <w:t>🎁 开发者碎碎念：</w:t>
-      </w:r>
-    </w:p>
-    <w:p>
-      <w:pPr>
-        <w:spacing w:after="120" w:line="276" w:lineRule="auto"/>
-      </w:pPr>
-      <w:r>
-        <w:rPr>
-          <w:rFonts w:ascii="Microsoft YaHei" w:hAnsi="Microsoft YaHei"/>
-        </w:rPr>
-        <w:t>测试这个“防崩溃守护”时，我故意把家里的网线拔掉了。结果控制台在疯狂报错，但手机屏幕上依然面不改色地帮我把备用健康餐给保存上去了，界面没有弹任何红字错误！看到这一幕，我感觉我的“求生欲”直接被写进了代码里，女朋友用着也绝对省心！</w:t>
-      </w:r>
-    </w:p>
-    <w:p>
-      <w:pPr>
-        <w:spacing w:after="120" w:line="276" w:lineRule="auto"/>
-      </w:pPr>
-      <w:r>
-        <w:rPr>
-          <w:rFonts w:ascii="Microsoft YaHei" w:hAnsi="Microsoft YaHei"/>
-        </w:rPr>
-        <w:t>下一阶段我准备死磕</w:t>
-      </w:r>
-      <w:r>
-        <w:rPr>
-          <w:rFonts w:ascii="Microsoft YaHei" w:hAnsi="Microsoft YaHei"/>
-          <w:b/>
-        </w:rPr>
-        <w:t>“打卡海报自动生成”</w:t>
-      </w:r>
-      <w:r>
-        <w:rPr>
-          <w:rFonts w:ascii="Microsoft YaHei" w:hAnsi="Microsoft YaHei"/>
-        </w:rPr>
-        <w:t>，也就是大家最期待的磨砂玻璃高质感分享海报！</w:t>
-      </w:r>
-    </w:p>
-    <w:p>
-      <w:pPr>
-        <w:spacing w:after="120" w:line="276" w:lineRule="auto"/>
-      </w:pPr>
-      <w:r>
-        <w:rPr>
-          <w:rFonts w:ascii="Microsoft YaHei" w:hAnsi="Microsoft YaHei"/>
-        </w:rPr>
-        <w:t>大家觉得这种“断网也能静默保存”的贴心设计，在你的减脂打卡过程中重要吗？</w:t>
-      </w:r>
-    </w:p>
-    <w:p>
-      <w:pPr>
-        <w:spacing w:after="120" w:line="276" w:lineRule="auto"/>
-      </w:pPr>
-      <w:r>
-        <w:rPr>
-          <w:rFonts w:ascii="Microsoft YaHei" w:hAnsi="Microsoft YaHei"/>
-        </w:rPr>
-        <w:t>想要第一批测试“AI 拍照识别”和“防崩溃打卡”的宝子们，欢迎在评论区抠【1】，这几天联调好就来带大家一起玩！👇</w:t>
-      </w:r>
-    </w:p>
-    <w:p>
-      <w:pPr>
-        <w:spacing w:before="120" w:after="120"/>
-      </w:pPr>
-      <w:r>
-        <w:rPr>
-          <w:color w:val="B4B4B4"/>
-        </w:rPr>
-        <w:t>——————————————————————————————————————————————————</w:t>
-      </w:r>
-    </w:p>
-    <w:p>
-      <w:pPr>
-        <w:pStyle w:val="Heading3"/>
-        <w:keepNext/>
-        <w:spacing w:before="240" w:after="120"/>
-      </w:pPr>
-      <w:r>
-        <w:rPr>
-          <w:rFonts w:ascii="Microsoft YaHei" w:hAnsi="Microsoft YaHei"/>
-          <w:b/>
-          <w:color w:val="595959"/>
-          <w:sz w:val="24"/>
-        </w:rPr>
-      </w:r>
-      <w:r>
-        <w:rPr>
-          <w:rFonts w:ascii="Microsoft YaHei" w:hAnsi="Microsoft YaHei"/>
-          <w:b/>
-          <w:color w:val="595959"/>
-          <w:sz w:val="24"/>
-        </w:rPr>
         <w:t>🏷️ 热门标签推荐：</w:t>
       </w:r>
     </w:p>
     <w:p>
-      <w:pPr>
-        <w:spacing w:after="120" w:line="276" w:lineRule="auto"/>
-      </w:pPr>
       <w:r>
-        <w:rPr>
-          <w:rFonts w:ascii="Microsoft YaHei" w:hAnsi="Microsoft YaHei"/>
-        </w:rPr>
-        <w:t>#独立开发 #BuildInPublic #程序员的浪漫 #给女朋友写个APP #AI应用 #AI拍照算热量 #减脂打卡 #卡路里计算 #自律生活 #我的开发日记</w:t>
+        <w:t>#独立开发 #BuildInPublic #AI应用 #AI拍照算热量 #减脂打卡 #用户体验 #自律生活 #我的开发日记</w:t>
       </w:r>
     </w:p>
     <w:p>
-      <w:pPr>
-        <w:spacing w:before="120" w:after="120"/>
-      </w:pPr>
       <w:r>
         <w:rPr>
-          <w:color w:val="B4B4B4"/>
+          <w:color w:val="C8C8C8"/>
         </w:rPr>
-        <w:t>——————————————————————————————————————————————————</w:t>
+        <w:t>____________________________________________________</w:t>
       </w:r>
     </w:p>
     <w:p>
       <w:pPr>
         <w:pStyle w:val="Heading2"/>
-        <w:keepNext/>
-        <w:spacing w:before="240" w:after="120"/>
       </w:pPr>
       <w:r>
-        <w:rPr>
-          <w:rFonts w:ascii="Microsoft YaHei" w:hAnsi="Microsoft YaHei"/>
-          <w:b/>
-          <w:color w:val="2E74B5"/>
-          <w:sz w:val="28"/>
-        </w:rPr>
-      </w:r>
-      <w:r>
-        <w:rPr>
-          <w:rFonts w:ascii="Microsoft YaHei" w:hAnsi="Microsoft YaHei"/>
-          <w:b/>
-          <w:color w:val="2E74B5"/>
-          <w:sz w:val="28"/>
-        </w:rPr>
         <w:t>📌 配图素材建议 (images/phase5 文件夹中已备好)：</w:t>
       </w:r>
     </w:p>
     <w:p>
       <w:pPr>
         <w:pStyle w:val="ListNumber"/>
-        <w:spacing w:after="60"/>
       </w:pPr>
+      <w:r/>
       <w:r>
         <w:rPr>
-          <w:rFonts w:ascii="Microsoft YaHei" w:hAnsi="Microsoft YaHei"/>
-        </w:rPr>
-      </w:r>
-      <w:r>
-        <w:rPr>
-          <w:rFonts w:ascii="Microsoft YaHei" w:hAnsi="Microsoft YaHei"/>
           <w:b/>
         </w:rPr>
         <w:t>图一 (封面)</w:t>
       </w:r>
       <w:r>
-        <w:rPr>
-          <w:rFonts w:ascii="Microsoft YaHei" w:hAnsi="Microsoft YaHei"/>
-        </w:rPr>
-        <w:t>：</w:t>
-      </w:r>
-      <w:r>
-        <w:rPr>
-          <w:rFonts w:ascii="Microsoft YaHei" w:hAnsi="Microsoft YaHei"/>
-          <w:color w:val="003399"/>
-          <w:u w:val="single"/>
-        </w:rPr>
-        <w:t>ai_camera_scanning.png (file:///D:/heming/shike/文档/02_需求与交互设计/images/phase5/ai_camera_scanning.png)</w:t>
-      </w:r>
-      <w:r>
-        <w:rPr>
-          <w:rFonts w:ascii="Microsoft YaHei" w:hAnsi="Microsoft YaHei"/>
-        </w:rPr>
-        <w:t xml:space="preserve"> (高颜值的女生手持手机对着沙拉盘拍照识别的唯美特写，适合配字：“AI拍照算卡路里通了！速度翻倍！”)</w:t>
+        <w:t>：[ai_camera_scanning.png](file:///D:/heming/shike/文档/02_需求与交互设计/images/phase5/ai_camera_scanning.png)</w:t>
       </w:r>
     </w:p>
     <w:p>
       <w:pPr>
         <w:pStyle w:val="ListNumber"/>
-        <w:spacing w:after="60"/>
       </w:pPr>
+      <w:r/>
       <w:r>
         <w:rPr>
-          <w:rFonts w:ascii="Microsoft YaHei" w:hAnsi="Microsoft YaHei"/>
-        </w:rPr>
-      </w:r>
-      <w:r>
-        <w:rPr>
-          <w:rFonts w:ascii="Microsoft YaHei" w:hAnsi="Microsoft YaHei"/>
           <w:b/>
         </w:rPr>
         <w:t>图二</w:t>
       </w:r>
       <w:r>
-        <w:rPr>
-          <w:rFonts w:ascii="Microsoft YaHei" w:hAnsi="Microsoft YaHei"/>
-        </w:rPr>
-        <w:t>：</w:t>
-      </w:r>
-      <w:r>
-        <w:rPr>
-          <w:rFonts w:ascii="Microsoft YaHei" w:hAnsi="Microsoft YaHei"/>
-          <w:color w:val="003399"/>
-          <w:u w:val="single"/>
-        </w:rPr>
-        <w:t>safe_fallback_ui.png (file:///D:/heming/shike/文档/02_需求与交互设计/images/phase5/safe_fallback_ui.png)</w:t>
-      </w:r>
-      <w:r>
-        <w:rPr>
-          <w:rFonts w:ascii="Microsoft YaHei" w:hAnsi="Microsoft YaHei"/>
-        </w:rPr>
-        <w:t xml:space="preserve"> (展示模拟断网或网络不好时，系统自动切换为经典健康餐 Mock 数据的静默降级界面)</w:t>
+        <w:t>：[safe_fallback_ui.png](file:///D:/heming/shike/文档/02_需求与交互设计/images/phase5/safe_fallback_ui.png)</w:t>
       </w:r>
     </w:p>
     <w:p>
       <w:pPr>
         <w:pStyle w:val="ListNumber"/>
-        <w:spacing w:after="60"/>
       </w:pPr>
+      <w:r/>
       <w:r>
         <w:rPr>
-          <w:rFonts w:ascii="Microsoft YaHei" w:hAnsi="Microsoft YaHei"/>
-        </w:rPr>
-      </w:r>
-      <w:r>
-        <w:rPr>
-          <w:rFonts w:ascii="Microsoft YaHei" w:hAnsi="Microsoft YaHei"/>
           <w:b/>
         </w:rPr>
         <w:t>图三</w:t>
       </w:r>
       <w:r>
-        <w:rPr>
-          <w:rFonts w:ascii="Microsoft YaHei" w:hAnsi="Microsoft YaHei"/>
-        </w:rPr>
-        <w:t>：</w:t>
-      </w:r>
-      <w:r>
-        <w:rPr>
-          <w:rFonts w:ascii="Microsoft YaHei" w:hAnsi="Microsoft YaHei"/>
-          <w:color w:val="003399"/>
-          <w:u w:val="single"/>
-        </w:rPr>
-        <w:t>ai_provider_options.png (file:///D:/heming/shike/文档/02_需求与交互设计/images/phase5/ai_provider_options.png)</w:t>
-      </w:r>
-      <w:r>
-        <w:rPr>
-          <w:rFonts w:ascii="Microsoft YaHei" w:hAnsi="Microsoft YaHei"/>
-        </w:rPr>
-        <w:t xml:space="preserve"> (高颜值的设计图：展示多款 AI 大模型无缝切换以及图片极速投喂的科技感示意图)</w:t>
+        <w:t>：[ai_provider_options.png](file:///D:/heming/shike/文档/02_需求与交互设计/images/phase5/ai_provider_options.png)</w:t>
       </w:r>
     </w:p>
     <w:sectPr>
@@ -1053,10 +577,6 @@
     <w:name w:val="Normal"/>
     <w:qFormat/>
     <w:rsid w:val="00FC693F"/>
-    <w:rPr>
-      <w:rFonts w:ascii="Microsoft YaHei" w:hAnsi="Microsoft YaHei"/>
-      <w:sz w:val="22"/>
-    </w:rPr>
   </w:style>
   <w:style w:type="paragraph" w:styleId="Header">
     <w:name w:val="header"/>
